--- a/assets/downloads/simulation-11/rubric.docx
+++ b/assets/downloads/simulation-11/rubric.docx
@@ -1,6 +1,6 @@
 
 <file path=word/document.xml><?xml version="1.0" encoding="utf-8"?>
-<w:document xmlns:wpc="http://schemas.microsoft.com/office/word/2010/wordprocessingCanvas" xmlns:cx="http://schemas.microsoft.com/office/drawing/2014/chartex" xmlns:cx1="http://schemas.microsoft.com/office/drawing/2015/9/8/chartex" xmlns:cx2="http://schemas.microsoft.com/office/drawing/2015/10/21/chartex" xmlns:cx3="http://schemas.microsoft.com/office/drawing/2016/5/9/chartex" xmlns:cx4="http://schemas.microsoft.com/office/drawing/2016/5/10/chartex" xmlns:cx5="http://schemas.microsoft.com/office/drawing/2016/5/11/chartex" xmlns:cx6="http://schemas.microsoft.com/office/drawing/2016/5/12/chartex" xmlns:cx7="http://schemas.microsoft.com/office/drawing/2016/5/13/chartex" xmlns:cx8="http://schemas.microsoft.com/office/drawing/2016/5/14/chartex" xmlns:mc="http://schemas.openxmlformats.org/markup-compatibility/2006" xmlns:aink="http://schemas.microsoft.com/office/drawing/2016/ink" xmlns:am3d="http://schemas.microsoft.com/office/drawing/2017/model3d" xmlns:o="urn:schemas-microsoft-com:office:office" xmlns:oel="http://schemas.microsoft.com/office/2019/extlst" xmlns:r="http://schemas.openxmlformats.org/officeDocument/2006/relationships" xmlns:m="http://schemas.openxmlformats.org/officeDocument/2006/math" xmlns:v="urn:schemas-microsoft-com:vml" xmlns:wp14="http://schemas.microsoft.com/office/word/2010/wordprocessingDrawing" xmlns:wp="http://schemas.openxmlformats.org/drawingml/2006/wordprocessingDrawing" xmlns:w10="urn:schemas-microsoft-com:office:word" xmlns:w="http://schemas.openxmlformats.org/wordprocessingml/2006/main" xmlns:w14="http://schemas.microsoft.com/office/word/2010/wordml" xmlns:w15="http://schemas.microsoft.com/office/word/2012/wordml" xmlns:w16cei="http://schemas.microsoft.com/office/word/2026/wordml/cei" xmlns:w16cex="http://schemas.microsoft.com/office/word/2018/wordml/cex" xmlns:w16cid="http://schemas.microsoft.com/office/word/2016/wordml/cid" xmlns:w16="http://schemas.microsoft.com/office/word/2018/wordml" xmlns:w16du="http://schemas.microsoft.com/office/word/2023/wordml/word16du" xmlns:w16sdtdh="http://schemas.microsoft.com/office/word/2020/wordml/sdtdatahash" xmlns:w16sdtfl="http://schemas.microsoft.com/office/word/2024/wordml/sdtformatlock" xmlns:w16se="http://schemas.microsoft.com/office/word/2015/wordml/symex" xmlns:wpg="http://schemas.microsoft.com/office/word/2010/wordprocessingGroup" xmlns:wpi="http://schemas.microsoft.com/office/word/2010/wordprocessingInk" xmlns:wne="http://schemas.microsoft.com/office/word/2006/wordml" xmlns:wps="http://schemas.microsoft.com/office/word/2010/wordprocessingShape" mc:Ignorable="w14 w15 w16se w16cid w16 w16cex w16sdtdh w16sdtfl w16du wp14">
+<w:document xmlns:wpc="http://schemas.microsoft.com/office/word/2010/wordprocessingCanvas" xmlns:cx="http://schemas.microsoft.com/office/drawing/2014/chartex" xmlns:cx1="http://schemas.microsoft.com/office/drawing/2015/9/8/chartex" xmlns:cx2="http://schemas.microsoft.com/office/drawing/2015/10/21/chartex" xmlns:cx3="http://schemas.microsoft.com/office/drawing/2016/5/9/chartex" xmlns:cx4="http://schemas.microsoft.com/office/drawing/2016/5/10/chartex" xmlns:cx5="http://schemas.microsoft.com/office/drawing/2016/5/11/chartex" xmlns:cx6="http://schemas.microsoft.com/office/drawing/2016/5/12/chartex" xmlns:cx7="http://schemas.microsoft.com/office/drawing/2016/5/13/chartex" xmlns:cx8="http://schemas.microsoft.com/office/drawing/2016/5/14/chartex" xmlns:mc="http://schemas.openxmlformats.org/markup-compatibility/2006" xmlns:aink="http://schemas.microsoft.com/office/drawing/2016/ink" xmlns:am3d="http://schemas.microsoft.com/office/drawing/2017/model3d" xmlns:o="urn:schemas-microsoft-com:office:office" xmlns:oel="http://schemas.microsoft.com/office/2019/extlst" xmlns:r="http://schemas.openxmlformats.org/officeDocument/2006/relationships" xmlns:m="http://schemas.openxmlformats.org/officeDocument/2006/math" xmlns:v="urn:schemas-microsoft-com:vml" xmlns:wp14="http://schemas.microsoft.com/office/word/2010/wordprocessingDrawing" xmlns:wp="http://schemas.openxmlformats.org/drawingml/2006/wordprocessingDrawing" xmlns:w10="urn:schemas-microsoft-com:office:word" xmlns:w="http://schemas.openxmlformats.org/wordprocessingml/2006/main" xmlns:w14="http://schemas.microsoft.com/office/word/2010/wordml" xmlns:w15="http://schemas.microsoft.com/office/word/2012/wordml" xmlns:w16cex="http://schemas.microsoft.com/office/word/2018/wordml/cex" xmlns:w16cid="http://schemas.microsoft.com/office/word/2016/wordml/cid" xmlns:w16="http://schemas.microsoft.com/office/word/2018/wordml" xmlns:w16du="http://schemas.microsoft.com/office/word/2023/wordml/word16du" xmlns:w16sdtdh="http://schemas.microsoft.com/office/word/2020/wordml/sdtdatahash" xmlns:w16sdtfl="http://schemas.microsoft.com/office/word/2024/wordml/sdtformatlock" xmlns:w16se="http://schemas.microsoft.com/office/word/2015/wordml/symex" xmlns:wpg="http://schemas.microsoft.com/office/word/2010/wordprocessingGroup" xmlns:wpi="http://schemas.microsoft.com/office/word/2010/wordprocessingInk" xmlns:wne="http://schemas.microsoft.com/office/word/2006/wordml" xmlns:wps="http://schemas.microsoft.com/office/word/2010/wordprocessingShape" mc:Ignorable="w14 w15 w16se w16cid w16 w16cex w16sdtdh w16sdtfl w16du wp14">
   <w:body>
     <w:p>
       <w:pPr>
@@ -15,19 +15,8 @@
       </w:pPr>
       <w:r>
         <w:rPr>
-          <w:rFonts w:ascii="Aptos" w:hAnsi="Aptos" w:cs="Aptos" w:eastAsia="Aptos"/>
+          <w:rFonts w:ascii="Aptos" w:eastAsia="Aptos" w:hAnsi="Aptos" w:cs="Aptos"/>
           <w:color w:val="000000"/>
-          <w:sz w:val="40"/>
-          <w:szCs w:val="40"/>
-        </w:rPr>
-        <w:t/>
-      </w:r>
-      <w:r>
-        <w:rPr>
-          <w:rFonts w:ascii="Aptos" w:hAnsi="Aptos" w:cs="Aptos" w:eastAsia="Aptos"/>
-          <w:color w:val="000000"/>
-          <w:sz w:val="40"/>
-          <w:szCs w:val="40"/>
         </w:rPr>
         <w:t>Rubric</w:t>
       </w:r>
@@ -39,11 +28,11 @@
         <w:tblLook w:val="04A0" w:firstRow="1" w:lastRow="0" w:firstColumn="1" w:lastColumn="0" w:noHBand="0" w:noVBand="1"/>
       </w:tblPr>
       <w:tblGrid>
-        <w:gridCol w:w="1764"/>
-        <w:gridCol w:w="1944"/>
-        <w:gridCol w:w="1800"/>
-        <w:gridCol w:w="1903"/>
-        <w:gridCol w:w="2165"/>
+        <w:gridCol w:w="1891"/>
+        <w:gridCol w:w="1899"/>
+        <w:gridCol w:w="1891"/>
+        <w:gridCol w:w="1893"/>
+        <w:gridCol w:w="2002"/>
       </w:tblGrid>
       <w:tr>
         <w:tc>
@@ -61,7 +50,6 @@
             </w:pPr>
             <w:r>
               <w:rPr>
-                <w:rFonts w:ascii="Aptos" w:hAnsi="Aptos" w:cs="Aptos" w:eastAsia="Aptos"/>
                 <w:b/>
                 <w:bCs/>
                 <w:color w:val="FFFFFF" w:themeColor="background1"/>
@@ -87,7 +75,6 @@
             </w:pPr>
             <w:r>
               <w:rPr>
-                <w:rFonts w:ascii="Aptos" w:hAnsi="Aptos" w:cs="Aptos" w:eastAsia="Aptos"/>
                 <w:b/>
                 <w:bCs/>
                 <w:color w:val="FFFFFF" w:themeColor="background1"/>
@@ -113,7 +100,6 @@
             </w:pPr>
             <w:r>
               <w:rPr>
-                <w:rFonts w:ascii="Aptos" w:hAnsi="Aptos" w:cs="Aptos" w:eastAsia="Aptos"/>
                 <w:b/>
                 <w:bCs/>
                 <w:color w:val="FFFFFF" w:themeColor="background1"/>
@@ -139,7 +125,6 @@
             </w:pPr>
             <w:r>
               <w:rPr>
-                <w:rFonts w:ascii="Aptos" w:hAnsi="Aptos" w:cs="Aptos" w:eastAsia="Aptos"/>
                 <w:b/>
                 <w:bCs/>
                 <w:color w:val="FFFFFF" w:themeColor="background1"/>
@@ -165,7 +150,6 @@
             </w:pPr>
             <w:r>
               <w:rPr>
-                <w:rFonts w:ascii="Aptos" w:hAnsi="Aptos" w:cs="Aptos" w:eastAsia="Aptos"/>
                 <w:b/>
                 <w:bCs/>
                 <w:color w:val="FFFFFF" w:themeColor="background1"/>
@@ -190,26 +174,17 @@
                 <w:rFonts w:ascii="Times New Roman" w:hAnsi="Times New Roman" w:cs="Times New Roman"/>
                 <w:b/>
                 <w:bCs/>
+                <w:sz w:val="22"/>
+                <w:szCs w:val="22"/>
               </w:rPr>
             </w:pPr>
             <w:r>
               <w:rPr>
-                <w:rFonts w:ascii="Aptos" w:hAnsi="Aptos" w:cs="Aptos" w:eastAsia="Aptos"/>
                 <w:color w:val="000000"/>
                 <w:sz w:val="22"/>
                 <w:szCs w:val="22"/>
               </w:rPr>
-              <w:t xml:space="preserve">Modality </w:t>
-            </w:r>
-            <w:r>
-              <w:rPr>
-                <w:rFonts w:ascii="Aptos" w:hAnsi="Aptos" w:cs="Aptos" w:eastAsia="Aptos"/>
-                <w:color w:val="000000"/>
-                <w:sz w:val="22"/>
-                <w:szCs w:val="22"/>
-              </w:rPr>
-              <w:lastRenderedPageBreak/>
-              <w:t>selection</w:t>
+              <w:t>Modality selection</w:t>
             </w:r>
           </w:p>
         </w:tc>
@@ -224,27 +199,17 @@
                 <w:rFonts w:ascii="Times New Roman" w:hAnsi="Times New Roman" w:cs="Times New Roman"/>
                 <w:b/>
                 <w:bCs/>
+                <w:sz w:val="22"/>
+                <w:szCs w:val="22"/>
               </w:rPr>
             </w:pPr>
             <w:r>
               <w:rPr>
-                <w:rFonts w:ascii="Aptos" w:hAnsi="Aptos" w:cs="Aptos" w:eastAsia="Aptos"/>
                 <w:color w:val="000000"/>
                 <w:sz w:val="22"/>
                 <w:szCs w:val="22"/>
               </w:rPr>
-              <w:lastRenderedPageBreak/>
-              <w:t xml:space="preserve">(4) Selects an </w:t>
-            </w:r>
-            <w:r>
-              <w:rPr>
-                <w:rFonts w:ascii="Aptos" w:hAnsi="Aptos" w:cs="Aptos" w:eastAsia="Aptos"/>
-                <w:color w:val="000000"/>
-                <w:sz w:val="22"/>
-                <w:szCs w:val="22"/>
-              </w:rPr>
-              <w:lastRenderedPageBreak/>
-              <w:t>appropriate modality for the scenario with correct justification</w:t>
+              <w:t>(4) Selects an appropriate modality for the scenario with correct justification</w:t>
             </w:r>
           </w:p>
         </w:tc>
@@ -259,27 +224,17 @@
                 <w:rFonts w:ascii="Times New Roman" w:hAnsi="Times New Roman" w:cs="Times New Roman"/>
                 <w:b/>
                 <w:bCs/>
+                <w:sz w:val="22"/>
+                <w:szCs w:val="22"/>
               </w:rPr>
             </w:pPr>
             <w:r>
               <w:rPr>
-                <w:rFonts w:ascii="Aptos" w:hAnsi="Aptos" w:cs="Aptos" w:eastAsia="Aptos"/>
                 <w:color w:val="000000"/>
                 <w:sz w:val="22"/>
                 <w:szCs w:val="22"/>
               </w:rPr>
-              <w:lastRenderedPageBreak/>
-              <w:t xml:space="preserve">(3) Selects an </w:t>
-            </w:r>
-            <w:r>
-              <w:rPr>
-                <w:rFonts w:ascii="Aptos" w:hAnsi="Aptos" w:cs="Aptos" w:eastAsia="Aptos"/>
-                <w:color w:val="000000"/>
-                <w:sz w:val="22"/>
-                <w:szCs w:val="22"/>
-              </w:rPr>
-              <w:lastRenderedPageBreak/>
-              <w:t>appropriate modality for the scenario with weak justification</w:t>
+              <w:t>(3) Selects an appropriate modality for the scenario with weak justification</w:t>
             </w:r>
           </w:p>
         </w:tc>
@@ -294,27 +249,17 @@
                 <w:rFonts w:ascii="Times New Roman" w:hAnsi="Times New Roman" w:cs="Times New Roman"/>
                 <w:b/>
                 <w:bCs/>
+                <w:sz w:val="22"/>
+                <w:szCs w:val="22"/>
               </w:rPr>
             </w:pPr>
             <w:r>
               <w:rPr>
-                <w:rFonts w:ascii="Aptos" w:hAnsi="Aptos" w:cs="Aptos" w:eastAsia="Aptos"/>
                 <w:color w:val="000000"/>
                 <w:sz w:val="22"/>
                 <w:szCs w:val="22"/>
               </w:rPr>
-              <w:lastRenderedPageBreak/>
-              <w:t xml:space="preserve">(2) Selects an </w:t>
-            </w:r>
-            <w:r>
-              <w:rPr>
-                <w:rFonts w:ascii="Aptos" w:hAnsi="Aptos" w:cs="Aptos" w:eastAsia="Aptos"/>
-                <w:color w:val="000000"/>
-                <w:sz w:val="22"/>
-                <w:szCs w:val="22"/>
-              </w:rPr>
-              <w:lastRenderedPageBreak/>
-              <w:t>appropriate modality without justification for how it meets the treatment goal</w:t>
+              <w:t>(2) Selects an appropriate modality without justification for how it meets the treatment goal</w:t>
             </w:r>
           </w:p>
         </w:tc>
@@ -329,29 +274,17 @@
                 <w:rFonts w:ascii="Times New Roman" w:hAnsi="Times New Roman" w:cs="Times New Roman"/>
                 <w:b/>
                 <w:bCs/>
-                <w:sz w:val="21"/>
-                <w:szCs w:val="21"/>
+                <w:sz w:val="22"/>
+                <w:szCs w:val="22"/>
               </w:rPr>
             </w:pPr>
             <w:r>
               <w:rPr>
-                <w:rFonts w:ascii="Aptos" w:hAnsi="Aptos" w:cs="Aptos" w:eastAsia="Aptos"/>
                 <w:color w:val="000000"/>
                 <w:sz w:val="22"/>
                 <w:szCs w:val="22"/>
               </w:rPr>
-              <w:lastRenderedPageBreak/>
-              <w:t xml:space="preserve">(1) Does not select an </w:t>
-            </w:r>
-            <w:r>
-              <w:rPr>
-                <w:rFonts w:ascii="Aptos" w:hAnsi="Aptos" w:cs="Aptos" w:eastAsia="Aptos"/>
-                <w:color w:val="000000"/>
-                <w:sz w:val="22"/>
-                <w:szCs w:val="22"/>
-              </w:rPr>
-              <w:lastRenderedPageBreak/>
-              <w:t>appropriate modality, lacks justification</w:t>
+              <w:t>(1) Does not select an appropriate modality, lacks justification</w:t>
             </w:r>
           </w:p>
         </w:tc>
@@ -369,16 +302,16 @@
                 <w:rFonts w:ascii="Times New Roman" w:hAnsi="Times New Roman" w:cs="Times New Roman"/>
                 <w:b/>
                 <w:bCs/>
+                <w:sz w:val="22"/>
+                <w:szCs w:val="22"/>
               </w:rPr>
             </w:pPr>
             <w:r>
               <w:rPr>
-                <w:rFonts w:ascii="Aptos" w:hAnsi="Aptos" w:cs="Aptos" w:eastAsia="Aptos"/>
                 <w:color w:val="000000"/>
                 <w:sz w:val="22"/>
                 <w:szCs w:val="22"/>
               </w:rPr>
-              <w:lastRenderedPageBreak/>
               <w:t>Modality parameter selection and application</w:t>
             </w:r>
           </w:p>
@@ -394,11 +327,12 @@
                 <w:rFonts w:ascii="Times New Roman" w:hAnsi="Times New Roman" w:cs="Times New Roman"/>
                 <w:b/>
                 <w:bCs/>
+                <w:sz w:val="22"/>
+                <w:szCs w:val="22"/>
               </w:rPr>
             </w:pPr>
             <w:r>
               <w:rPr>
-                <w:rFonts w:ascii="Aptos" w:hAnsi="Aptos" w:cs="Aptos" w:eastAsia="Aptos"/>
                 <w:color w:val="000000"/>
                 <w:sz w:val="22"/>
                 <w:szCs w:val="22"/>
@@ -418,11 +352,12 @@
                 <w:rFonts w:ascii="Times New Roman" w:hAnsi="Times New Roman" w:cs="Times New Roman"/>
                 <w:b/>
                 <w:bCs/>
+                <w:sz w:val="22"/>
+                <w:szCs w:val="22"/>
               </w:rPr>
             </w:pPr>
             <w:r>
               <w:rPr>
-                <w:rFonts w:ascii="Aptos" w:hAnsi="Aptos" w:cs="Aptos" w:eastAsia="Aptos"/>
                 <w:color w:val="000000"/>
                 <w:sz w:val="22"/>
                 <w:szCs w:val="22"/>
@@ -442,11 +377,12 @@
                 <w:rFonts w:ascii="Times New Roman" w:hAnsi="Times New Roman" w:cs="Times New Roman"/>
                 <w:b/>
                 <w:bCs/>
+                <w:sz w:val="22"/>
+                <w:szCs w:val="22"/>
               </w:rPr>
             </w:pPr>
             <w:r>
               <w:rPr>
-                <w:rFonts w:ascii="Aptos" w:hAnsi="Aptos" w:cs="Aptos" w:eastAsia="Aptos"/>
                 <w:color w:val="000000"/>
                 <w:sz w:val="22"/>
                 <w:szCs w:val="22"/>
@@ -466,13 +402,12 @@
                 <w:rFonts w:ascii="Times New Roman" w:hAnsi="Times New Roman" w:cs="Times New Roman"/>
                 <w:b/>
                 <w:bCs/>
-                <w:sz w:val="21"/>
-                <w:szCs w:val="21"/>
+                <w:sz w:val="22"/>
+                <w:szCs w:val="22"/>
               </w:rPr>
             </w:pPr>
             <w:r>
               <w:rPr>
-                <w:rFonts w:ascii="Aptos" w:hAnsi="Aptos" w:cs="Aptos" w:eastAsia="Aptos"/>
                 <w:color w:val="000000"/>
                 <w:sz w:val="22"/>
                 <w:szCs w:val="22"/>
@@ -500,7 +435,6 @@
             </w:pPr>
             <w:r>
               <w:rPr>
-                <w:rFonts w:ascii="Aptos" w:hAnsi="Aptos" w:cs="Aptos" w:eastAsia="Aptos"/>
                 <w:color w:val="000000"/>
                 <w:sz w:val="22"/>
                 <w:szCs w:val="22"/>
@@ -525,7 +459,6 @@
             </w:pPr>
             <w:r>
               <w:rPr>
-                <w:rFonts w:ascii="Aptos" w:hAnsi="Aptos" w:cs="Aptos" w:eastAsia="Aptos"/>
                 <w:color w:val="000000"/>
                 <w:sz w:val="22"/>
                 <w:szCs w:val="22"/>
@@ -550,7 +483,6 @@
             </w:pPr>
             <w:r>
               <w:rPr>
-                <w:rFonts w:ascii="Aptos" w:hAnsi="Aptos" w:cs="Aptos" w:eastAsia="Aptos"/>
                 <w:color w:val="000000"/>
                 <w:sz w:val="22"/>
                 <w:szCs w:val="22"/>
@@ -575,7 +507,6 @@
             </w:pPr>
             <w:r>
               <w:rPr>
-                <w:rFonts w:ascii="Aptos" w:hAnsi="Aptos" w:cs="Aptos" w:eastAsia="Aptos"/>
                 <w:color w:val="000000"/>
                 <w:sz w:val="22"/>
                 <w:szCs w:val="22"/>
@@ -600,7 +531,6 @@
             </w:pPr>
             <w:r>
               <w:rPr>
-                <w:rFonts w:ascii="Aptos" w:hAnsi="Aptos" w:cs="Aptos" w:eastAsia="Aptos"/>
                 <w:color w:val="000000"/>
                 <w:sz w:val="22"/>
                 <w:szCs w:val="22"/>
@@ -627,7 +557,6 @@
             </w:pPr>
             <w:r>
               <w:rPr>
-                <w:rFonts w:ascii="Aptos" w:hAnsi="Aptos" w:cs="Aptos" w:eastAsia="Aptos"/>
                 <w:color w:val="000000"/>
                 <w:sz w:val="22"/>
                 <w:szCs w:val="22"/>
@@ -652,7 +581,6 @@
             </w:pPr>
             <w:r>
               <w:rPr>
-                <w:rFonts w:ascii="Aptos" w:hAnsi="Aptos" w:cs="Aptos" w:eastAsia="Aptos"/>
                 <w:color w:val="000000"/>
                 <w:sz w:val="22"/>
                 <w:szCs w:val="22"/>
@@ -677,7 +605,6 @@
             </w:pPr>
             <w:r>
               <w:rPr>
-                <w:rFonts w:ascii="Aptos" w:hAnsi="Aptos" w:cs="Aptos" w:eastAsia="Aptos"/>
                 <w:color w:val="000000"/>
                 <w:sz w:val="22"/>
                 <w:szCs w:val="22"/>
@@ -702,7 +629,6 @@
             </w:pPr>
             <w:r>
               <w:rPr>
-                <w:rFonts w:ascii="Aptos" w:hAnsi="Aptos" w:cs="Aptos" w:eastAsia="Aptos"/>
                 <w:color w:val="000000"/>
                 <w:sz w:val="22"/>
                 <w:szCs w:val="22"/>
@@ -727,7 +653,6 @@
             </w:pPr>
             <w:r>
               <w:rPr>
-                <w:rFonts w:ascii="Aptos" w:hAnsi="Aptos" w:cs="Aptos" w:eastAsia="Aptos"/>
                 <w:color w:val="000000"/>
                 <w:sz w:val="22"/>
                 <w:szCs w:val="22"/>
@@ -755,8 +680,9 @@
             </w:pPr>
             <w:r>
               <w:rPr>
-                <w:rFonts w:ascii="Aptos" w:hAnsi="Aptos" w:cs="Aptos" w:eastAsia="Aptos"/>
                 <w:color w:val="000000"/>
+                <w:sz w:val="22"/>
+                <w:szCs w:val="22"/>
               </w:rPr>
               <w:t>Communication</w:t>
             </w:r>
@@ -778,8 +704,9 @@
             </w:pPr>
             <w:r>
               <w:rPr>
-                <w:rFonts w:ascii="Aptos" w:hAnsi="Aptos" w:cs="Aptos" w:eastAsia="Aptos"/>
                 <w:color w:val="000000"/>
+                <w:sz w:val="22"/>
+                <w:szCs w:val="22"/>
               </w:rPr>
               <w:t>(4) Speaks directly to the patient and decisions are made collaboratively, and athlete is well-informed</w:t>
             </w:r>
@@ -801,8 +728,9 @@
             </w:pPr>
             <w:r>
               <w:rPr>
-                <w:rFonts w:ascii="Aptos" w:hAnsi="Aptos" w:cs="Aptos" w:eastAsia="Aptos"/>
                 <w:color w:val="000000"/>
+                <w:sz w:val="22"/>
+                <w:szCs w:val="22"/>
               </w:rPr>
               <w:t>(3) Speaks directly to the patient but does not include the patient in the decision-making process</w:t>
             </w:r>
@@ -824,8 +752,9 @@
             </w:pPr>
             <w:r>
               <w:rPr>
-                <w:rFonts w:ascii="Aptos" w:hAnsi="Aptos" w:cs="Aptos" w:eastAsia="Aptos"/>
                 <w:color w:val="000000"/>
+                <w:sz w:val="22"/>
+                <w:szCs w:val="22"/>
               </w:rPr>
               <w:t>(2) Indicates the treatment but does not explain it to the patient</w:t>
             </w:r>
@@ -847,8 +776,9 @@
             </w:pPr>
             <w:r>
               <w:rPr>
-                <w:rFonts w:ascii="Aptos" w:hAnsi="Aptos" w:cs="Aptos" w:eastAsia="Aptos"/>
                 <w:color w:val="000000"/>
+                <w:sz w:val="22"/>
+                <w:szCs w:val="22"/>
               </w:rPr>
               <w:t>(1) Performs the treatment without articulating what they are doing</w:t>
             </w:r>
@@ -873,8 +803,9 @@
             </w:pPr>
             <w:r>
               <w:rPr>
-                <w:rFonts w:ascii="Aptos" w:hAnsi="Aptos" w:cs="Aptos" w:eastAsia="Aptos"/>
                 <w:color w:val="000000"/>
+                <w:sz w:val="22"/>
+                <w:szCs w:val="22"/>
               </w:rPr>
               <w:t>Questioning</w:t>
             </w:r>
@@ -896,8 +827,9 @@
             </w:pPr>
             <w:r>
               <w:rPr>
-                <w:rFonts w:ascii="Aptos" w:hAnsi="Aptos" w:cs="Aptos" w:eastAsia="Aptos"/>
                 <w:color w:val="000000"/>
+                <w:sz w:val="22"/>
+                <w:szCs w:val="22"/>
               </w:rPr>
               <w:t>(4) Able to accurately answer all questions posed by the proctor/patient</w:t>
             </w:r>
@@ -919,8 +851,9 @@
             </w:pPr>
             <w:r>
               <w:rPr>
-                <w:rFonts w:ascii="Aptos" w:hAnsi="Aptos" w:cs="Aptos" w:eastAsia="Aptos"/>
                 <w:color w:val="000000"/>
+                <w:sz w:val="22"/>
+                <w:szCs w:val="22"/>
               </w:rPr>
               <w:t>(3) Able to accurately answer 75% of the questions</w:t>
             </w:r>
@@ -942,15 +875,17 @@
             </w:pPr>
             <w:r>
               <w:rPr>
-                <w:rFonts w:ascii="Aptos" w:hAnsi="Aptos" w:cs="Aptos" w:eastAsia="Aptos"/>
                 <w:color w:val="000000"/>
+                <w:sz w:val="22"/>
+                <w:szCs w:val="22"/>
               </w:rPr>
               <w:t>(2) Able to accu</w:t>
             </w:r>
             <w:r>
               <w:rPr>
-                <w:rFonts w:ascii="Aptos" w:hAnsi="Aptos" w:cs="Aptos" w:eastAsia="Aptos"/>
                 <w:color w:val="000000"/>
+                <w:sz w:val="22"/>
+                <w:szCs w:val="22"/>
               </w:rPr>
               <w:softHyphen/>
               <w:t>rately answer half of the questions</w:t>
@@ -973,8 +908,9 @@
             </w:pPr>
             <w:r>
               <w:rPr>
-                <w:rFonts w:ascii="Aptos" w:hAnsi="Aptos" w:cs="Aptos" w:eastAsia="Aptos"/>
                 <w:color w:val="000000"/>
+                <w:sz w:val="22"/>
+                <w:szCs w:val="22"/>
               </w:rPr>
               <w:t>(1) Is unable to answer any of the questions</w:t>
             </w:r>
@@ -982,8 +918,9 @@
         </w:tc>
       </w:tr>
     </w:tbl>
+    <w:p/>
     <w:sectPr>
-      <w:footerReference w:type="default" r:id="rId9"/>
+      <w:footerReference w:type="default" r:id="rId7"/>
       <w:pgSz w:w="12240" w:h="15840"/>
       <w:pgMar w:top="1440" w:right="1440" w:bottom="1440" w:left="1440" w:header="706" w:footer="706" w:gutter="0"/>
       <w:cols w:space="720"/>
@@ -994,7 +931,7 @@
 </file>
 
 <file path=word/endnotes.xml><?xml version="1.0" encoding="utf-8"?>
-<w:endnotes xmlns:wpc="http://schemas.microsoft.com/office/word/2010/wordprocessingCanvas" xmlns:cx="http://schemas.microsoft.com/office/drawing/2014/chartex" xmlns:cx1="http://schemas.microsoft.com/office/drawing/2015/9/8/chartex" xmlns:cx2="http://schemas.microsoft.com/office/drawing/2015/10/21/chartex" xmlns:cx3="http://schemas.microsoft.com/office/drawing/2016/5/9/chartex" xmlns:cx4="http://schemas.microsoft.com/office/drawing/2016/5/10/chartex" xmlns:cx5="http://schemas.microsoft.com/office/drawing/2016/5/11/chartex" xmlns:cx6="http://schemas.microsoft.com/office/drawing/2016/5/12/chartex" xmlns:cx7="http://schemas.microsoft.com/office/drawing/2016/5/13/chartex" xmlns:cx8="http://schemas.microsoft.com/office/drawing/2016/5/14/chartex" xmlns:mc="http://schemas.openxmlformats.org/markup-compatibility/2006" xmlns:aink="http://schemas.microsoft.com/office/drawing/2016/ink" xmlns:am3d="http://schemas.microsoft.com/office/drawing/2017/model3d" xmlns:o="urn:schemas-microsoft-com:office:office" xmlns:oel="http://schemas.microsoft.com/office/2019/extlst" xmlns:r="http://schemas.openxmlformats.org/officeDocument/2006/relationships" xmlns:m="http://schemas.openxmlformats.org/officeDocument/2006/math" xmlns:v="urn:schemas-microsoft-com:vml" xmlns:wp14="http://schemas.microsoft.com/office/word/2010/wordprocessingDrawing" xmlns:wp="http://schemas.openxmlformats.org/drawingml/2006/wordprocessingDrawing" xmlns:w10="urn:schemas-microsoft-com:office:word" xmlns:w="http://schemas.openxmlformats.org/wordprocessingml/2006/main" xmlns:w14="http://schemas.microsoft.com/office/word/2010/wordml" xmlns:w15="http://schemas.microsoft.com/office/word/2012/wordml" xmlns:w16cei="http://schemas.microsoft.com/office/word/2026/wordml/cei" xmlns:w16cex="http://schemas.microsoft.com/office/word/2018/wordml/cex" xmlns:w16cid="http://schemas.microsoft.com/office/word/2016/wordml/cid" xmlns:w16="http://schemas.microsoft.com/office/word/2018/wordml" xmlns:w16du="http://schemas.microsoft.com/office/word/2023/wordml/word16du" xmlns:w16sdtdh="http://schemas.microsoft.com/office/word/2020/wordml/sdtdatahash" xmlns:w16sdtfl="http://schemas.microsoft.com/office/word/2024/wordml/sdtformatlock" xmlns:w16se="http://schemas.microsoft.com/office/word/2015/wordml/symex" xmlns:wpg="http://schemas.microsoft.com/office/word/2010/wordprocessingGroup" xmlns:wpi="http://schemas.microsoft.com/office/word/2010/wordprocessingInk" xmlns:wne="http://schemas.microsoft.com/office/word/2006/wordml" xmlns:wps="http://schemas.microsoft.com/office/word/2010/wordprocessingShape" mc:Ignorable="w14 w15 w16se w16cid w16 w16cex w16sdtdh w16sdtfl w16du wp14">
+<w:endnotes xmlns:wpc="http://schemas.microsoft.com/office/word/2010/wordprocessingCanvas" xmlns:cx="http://schemas.microsoft.com/office/drawing/2014/chartex" xmlns:cx1="http://schemas.microsoft.com/office/drawing/2015/9/8/chartex" xmlns:cx2="http://schemas.microsoft.com/office/drawing/2015/10/21/chartex" xmlns:cx3="http://schemas.microsoft.com/office/drawing/2016/5/9/chartex" xmlns:cx4="http://schemas.microsoft.com/office/drawing/2016/5/10/chartex" xmlns:cx5="http://schemas.microsoft.com/office/drawing/2016/5/11/chartex" xmlns:cx6="http://schemas.microsoft.com/office/drawing/2016/5/12/chartex" xmlns:cx7="http://schemas.microsoft.com/office/drawing/2016/5/13/chartex" xmlns:cx8="http://schemas.microsoft.com/office/drawing/2016/5/14/chartex" xmlns:mc="http://schemas.openxmlformats.org/markup-compatibility/2006" xmlns:aink="http://schemas.microsoft.com/office/drawing/2016/ink" xmlns:am3d="http://schemas.microsoft.com/office/drawing/2017/model3d" xmlns:o="urn:schemas-microsoft-com:office:office" xmlns:oel="http://schemas.microsoft.com/office/2019/extlst" xmlns:r="http://schemas.openxmlformats.org/officeDocument/2006/relationships" xmlns:m="http://schemas.openxmlformats.org/officeDocument/2006/math" xmlns:v="urn:schemas-microsoft-com:vml" xmlns:wp14="http://schemas.microsoft.com/office/word/2010/wordprocessingDrawing" xmlns:wp="http://schemas.openxmlformats.org/drawingml/2006/wordprocessingDrawing" xmlns:w10="urn:schemas-microsoft-com:office:word" xmlns:w="http://schemas.openxmlformats.org/wordprocessingml/2006/main" xmlns:w14="http://schemas.microsoft.com/office/word/2010/wordml" xmlns:w15="http://schemas.microsoft.com/office/word/2012/wordml" xmlns:w16cex="http://schemas.microsoft.com/office/word/2018/wordml/cex" xmlns:w16cid="http://schemas.microsoft.com/office/word/2016/wordml/cid" xmlns:w16="http://schemas.microsoft.com/office/word/2018/wordml" xmlns:w16du="http://schemas.microsoft.com/office/word/2023/wordml/word16du" xmlns:w16sdtdh="http://schemas.microsoft.com/office/word/2020/wordml/sdtdatahash" xmlns:w16sdtfl="http://schemas.microsoft.com/office/word/2024/wordml/sdtformatlock" xmlns:w16se="http://schemas.microsoft.com/office/word/2015/wordml/symex" xmlns:wpg="http://schemas.microsoft.com/office/word/2010/wordprocessingGroup" xmlns:wpi="http://schemas.microsoft.com/office/word/2010/wordprocessingInk" xmlns:wne="http://schemas.microsoft.com/office/word/2006/wordml" xmlns:wps="http://schemas.microsoft.com/office/word/2010/wordprocessingShape" mc:Ignorable="w14 w15 w16se w16cid w16 w16cex w16sdtdh w16sdtfl w16du wp14">
   <w:endnote w:type="separator" w:id="-1">
     <w:p>
       <w:pPr>
@@ -1019,22 +956,19 @@
 </file>
 
 <file path=word/footer1.xml><?xml version="1.0" encoding="utf-8"?>
-<w:ftr xmlns:m="http://schemas.openxmlformats.org/officeDocument/2006/math" xmlns:mc="http://schemas.openxmlformats.org/markup-compatibility/2006" xmlns:mo="http://schemas.microsoft.com/office/mac/office/2008/main" xmlns:mv="urn:schemas-microsoft-com:mac:vml" xmlns:o="urn:schemas-microsoft-com:office:office" xmlns:r="http://schemas.openxmlformats.org/officeDocument/2006/relationships" xmlns:v="urn:schemas-microsoft-com:vml" xmlns:w10="urn:schemas-microsoft-com:office:word" xmlns:w14="http://schemas.microsoft.com/office/word/2010/wordml" xmlns:w="http://schemas.openxmlformats.org/wordprocessingml/2006/main" xmlns:wne="http://schemas.microsoft.com/office/word/2006/wordml" xmlns:wp14="http://schemas.microsoft.com/office/word/2010/wordprocessingDrawing" xmlns:wp="http://schemas.openxmlformats.org/drawingml/2006/wordprocessingDrawing" xmlns:wpc="http://schemas.microsoft.com/office/word/2010/wordprocessingCanvas" xmlns:wpg="http://schemas.microsoft.com/office/word/2010/wordprocessingGroup" xmlns:wpi="http://schemas.microsoft.com/office/word/2010/wordprocessingInk" xmlns:wps="http://schemas.microsoft.com/office/word/2010/wordprocessingShape" mc:Ignorable="w14 wp14">
+<w:ftr xmlns:wpc="http://schemas.microsoft.com/office/word/2010/wordprocessingCanvas" xmlns:cx="http://schemas.microsoft.com/office/drawing/2014/chartex" xmlns:cx1="http://schemas.microsoft.com/office/drawing/2015/9/8/chartex" xmlns:cx2="http://schemas.microsoft.com/office/drawing/2015/10/21/chartex" xmlns:cx3="http://schemas.microsoft.com/office/drawing/2016/5/9/chartex" xmlns:cx4="http://schemas.microsoft.com/office/drawing/2016/5/10/chartex" xmlns:cx5="http://schemas.microsoft.com/office/drawing/2016/5/11/chartex" xmlns:cx6="http://schemas.microsoft.com/office/drawing/2016/5/12/chartex" xmlns:cx7="http://schemas.microsoft.com/office/drawing/2016/5/13/chartex" xmlns:cx8="http://schemas.microsoft.com/office/drawing/2016/5/14/chartex" xmlns:mc="http://schemas.openxmlformats.org/markup-compatibility/2006" xmlns:aink="http://schemas.microsoft.com/office/drawing/2016/ink" xmlns:am3d="http://schemas.microsoft.com/office/drawing/2017/model3d" xmlns:o="urn:schemas-microsoft-com:office:office" xmlns:oel="http://schemas.microsoft.com/office/2019/extlst" xmlns:r="http://schemas.openxmlformats.org/officeDocument/2006/relationships" xmlns:m="http://schemas.openxmlformats.org/officeDocument/2006/math" xmlns:v="urn:schemas-microsoft-com:vml" xmlns:wp14="http://schemas.microsoft.com/office/word/2010/wordprocessingDrawing" xmlns:wp="http://schemas.openxmlformats.org/drawingml/2006/wordprocessingDrawing" xmlns:w10="urn:schemas-microsoft-com:office:word" xmlns:w="http://schemas.openxmlformats.org/wordprocessingml/2006/main" xmlns:w14="http://schemas.microsoft.com/office/word/2010/wordml" xmlns:w15="http://schemas.microsoft.com/office/word/2012/wordml" xmlns:w16cex="http://schemas.microsoft.com/office/word/2018/wordml/cex" xmlns:w16cid="http://schemas.microsoft.com/office/word/2016/wordml/cid" xmlns:w16="http://schemas.microsoft.com/office/word/2018/wordml" xmlns:w16du="http://schemas.microsoft.com/office/word/2023/wordml/word16du" xmlns:w16sdtdh="http://schemas.microsoft.com/office/word/2020/wordml/sdtdatahash" xmlns:w16sdtfl="http://schemas.microsoft.com/office/word/2024/wordml/sdtformatlock" xmlns:w16se="http://schemas.microsoft.com/office/word/2015/wordml/symex" xmlns:wpg="http://schemas.microsoft.com/office/word/2010/wordprocessingGroup" xmlns:wpi="http://schemas.microsoft.com/office/word/2010/wordprocessingInk" xmlns:wne="http://schemas.microsoft.com/office/word/2006/wordml" xmlns:wps="http://schemas.microsoft.com/office/word/2010/wordprocessingShape" mc:Ignorable="w14 w15 w16se w16cid w16 w16cex w16sdtdh w16sdtfl w16du wp14">
   <w:p>
     <w:pPr>
-      <w:spacing w:line="240" w:lineRule="auto" w:before="0" w:after="0"/>
-      <w:jc w:val="left"/>
+      <w:spacing w:after="0" w:line="240" w:lineRule="auto"/>
     </w:pPr>
     <w:r>
       <w:rPr>
-        <w:rFonts w:ascii="Aptos" w:hAnsi="Aptos" w:eastAsia="Aptos" w:cs="Aptos"/>
         <w:sz w:val="18"/>
       </w:rPr>
       <w:t xml:space="preserve">From J.M. Larson and H.L. Stedge, </w:t>
     </w:r>
     <w:r>
       <w:rPr>
-        <w:rFonts w:ascii="Aptos" w:hAnsi="Aptos" w:eastAsia="Aptos" w:cs="Aptos"/>
         <w:i/>
         <w:sz w:val="18"/>
       </w:rPr>
@@ -1042,7 +976,6 @@
     </w:r>
     <w:r>
       <w:rPr>
-        <w:rFonts w:ascii="Aptos" w:hAnsi="Aptos" w:eastAsia="Aptos" w:cs="Aptos"/>
         <w:sz w:val="18"/>
       </w:rPr>
       <w:t xml:space="preserve"> (Human Kinetics, 2027).</w:t>
@@ -1052,7 +985,7 @@
 </file>
 
 <file path=word/footnotes.xml><?xml version="1.0" encoding="utf-8"?>
-<w:footnotes xmlns:wpc="http://schemas.microsoft.com/office/word/2010/wordprocessingCanvas" xmlns:cx="http://schemas.microsoft.com/office/drawing/2014/chartex" xmlns:cx1="http://schemas.microsoft.com/office/drawing/2015/9/8/chartex" xmlns:cx2="http://schemas.microsoft.com/office/drawing/2015/10/21/chartex" xmlns:cx3="http://schemas.microsoft.com/office/drawing/2016/5/9/chartex" xmlns:cx4="http://schemas.microsoft.com/office/drawing/2016/5/10/chartex" xmlns:cx5="http://schemas.microsoft.com/office/drawing/2016/5/11/chartex" xmlns:cx6="http://schemas.microsoft.com/office/drawing/2016/5/12/chartex" xmlns:cx7="http://schemas.microsoft.com/office/drawing/2016/5/13/chartex" xmlns:cx8="http://schemas.microsoft.com/office/drawing/2016/5/14/chartex" xmlns:mc="http://schemas.openxmlformats.org/markup-compatibility/2006" xmlns:aink="http://schemas.microsoft.com/office/drawing/2016/ink" xmlns:am3d="http://schemas.microsoft.com/office/drawing/2017/model3d" xmlns:o="urn:schemas-microsoft-com:office:office" xmlns:oel="http://schemas.microsoft.com/office/2019/extlst" xmlns:r="http://schemas.openxmlformats.org/officeDocument/2006/relationships" xmlns:m="http://schemas.openxmlformats.org/officeDocument/2006/math" xmlns:v="urn:schemas-microsoft-com:vml" xmlns:wp14="http://schemas.microsoft.com/office/word/2010/wordprocessingDrawing" xmlns:wp="http://schemas.openxmlformats.org/drawingml/2006/wordprocessingDrawing" xmlns:w10="urn:schemas-microsoft-com:office:word" xmlns:w="http://schemas.openxmlformats.org/wordprocessingml/2006/main" xmlns:w14="http://schemas.microsoft.com/office/word/2010/wordml" xmlns:w15="http://schemas.microsoft.com/office/word/2012/wordml" xmlns:w16cei="http://schemas.microsoft.com/office/word/2026/wordml/cei" xmlns:w16cex="http://schemas.microsoft.com/office/word/2018/wordml/cex" xmlns:w16cid="http://schemas.microsoft.com/office/word/2016/wordml/cid" xmlns:w16="http://schemas.microsoft.com/office/word/2018/wordml" xmlns:w16du="http://schemas.microsoft.com/office/word/2023/wordml/word16du" xmlns:w16sdtdh="http://schemas.microsoft.com/office/word/2020/wordml/sdtdatahash" xmlns:w16sdtfl="http://schemas.microsoft.com/office/word/2024/wordml/sdtformatlock" xmlns:w16se="http://schemas.microsoft.com/office/word/2015/wordml/symex" xmlns:wpg="http://schemas.microsoft.com/office/word/2010/wordprocessingGroup" xmlns:wpi="http://schemas.microsoft.com/office/word/2010/wordprocessingInk" xmlns:wne="http://schemas.microsoft.com/office/word/2006/wordml" xmlns:wps="http://schemas.microsoft.com/office/word/2010/wordprocessingShape" mc:Ignorable="w14 w15 w16se w16cid w16 w16cex w16sdtdh w16sdtfl w16du wp14">
+<w:footnotes xmlns:wpc="http://schemas.microsoft.com/office/word/2010/wordprocessingCanvas" xmlns:cx="http://schemas.microsoft.com/office/drawing/2014/chartex" xmlns:cx1="http://schemas.microsoft.com/office/drawing/2015/9/8/chartex" xmlns:cx2="http://schemas.microsoft.com/office/drawing/2015/10/21/chartex" xmlns:cx3="http://schemas.microsoft.com/office/drawing/2016/5/9/chartex" xmlns:cx4="http://schemas.microsoft.com/office/drawing/2016/5/10/chartex" xmlns:cx5="http://schemas.microsoft.com/office/drawing/2016/5/11/chartex" xmlns:cx6="http://schemas.microsoft.com/office/drawing/2016/5/12/chartex" xmlns:cx7="http://schemas.microsoft.com/office/drawing/2016/5/13/chartex" xmlns:cx8="http://schemas.microsoft.com/office/drawing/2016/5/14/chartex" xmlns:mc="http://schemas.openxmlformats.org/markup-compatibility/2006" xmlns:aink="http://schemas.microsoft.com/office/drawing/2016/ink" xmlns:am3d="http://schemas.microsoft.com/office/drawing/2017/model3d" xmlns:o="urn:schemas-microsoft-com:office:office" xmlns:oel="http://schemas.microsoft.com/office/2019/extlst" xmlns:r="http://schemas.openxmlformats.org/officeDocument/2006/relationships" xmlns:m="http://schemas.openxmlformats.org/officeDocument/2006/math" xmlns:v="urn:schemas-microsoft-com:vml" xmlns:wp14="http://schemas.microsoft.com/office/word/2010/wordprocessingDrawing" xmlns:wp="http://schemas.openxmlformats.org/drawingml/2006/wordprocessingDrawing" xmlns:w10="urn:schemas-microsoft-com:office:word" xmlns:w="http://schemas.openxmlformats.org/wordprocessingml/2006/main" xmlns:w14="http://schemas.microsoft.com/office/word/2010/wordml" xmlns:w15="http://schemas.microsoft.com/office/word/2012/wordml" xmlns:w16cex="http://schemas.microsoft.com/office/word/2018/wordml/cex" xmlns:w16cid="http://schemas.microsoft.com/office/word/2016/wordml/cid" xmlns:w16="http://schemas.microsoft.com/office/word/2018/wordml" xmlns:w16du="http://schemas.microsoft.com/office/word/2023/wordml/word16du" xmlns:w16sdtdh="http://schemas.microsoft.com/office/word/2020/wordml/sdtdatahash" xmlns:w16sdtfl="http://schemas.microsoft.com/office/word/2024/wordml/sdtformatlock" xmlns:w16se="http://schemas.microsoft.com/office/word/2015/wordml/symex" xmlns:wpg="http://schemas.microsoft.com/office/word/2010/wordprocessingGroup" xmlns:wpi="http://schemas.microsoft.com/office/word/2010/wordprocessingInk" xmlns:wne="http://schemas.microsoft.com/office/word/2006/wordml" xmlns:wps="http://schemas.microsoft.com/office/word/2010/wordprocessingShape" mc:Ignorable="w14 w15 w16se w16cid w16 w16cex w16sdtdh w16sdtfl w16du wp14">
   <w:footnote w:type="separator" w:id="-1">
     <w:p>
       <w:pPr>
@@ -1077,7 +1010,7 @@
 </file>
 
 <file path=word/numbering.xml><?xml version="1.0" encoding="utf-8"?>
-<w:numbering xmlns:wpc="http://schemas.microsoft.com/office/word/2010/wordprocessingCanvas" xmlns:cx="http://schemas.microsoft.com/office/drawing/2014/chartex" xmlns:cx1="http://schemas.microsoft.com/office/drawing/2015/9/8/chartex" xmlns:cx2="http://schemas.microsoft.com/office/drawing/2015/10/21/chartex" xmlns:cx3="http://schemas.microsoft.com/office/drawing/2016/5/9/chartex" xmlns:cx4="http://schemas.microsoft.com/office/drawing/2016/5/10/chartex" xmlns:cx5="http://schemas.microsoft.com/office/drawing/2016/5/11/chartex" xmlns:cx6="http://schemas.microsoft.com/office/drawing/2016/5/12/chartex" xmlns:cx7="http://schemas.microsoft.com/office/drawing/2016/5/13/chartex" xmlns:cx8="http://schemas.microsoft.com/office/drawing/2016/5/14/chartex" xmlns:mc="http://schemas.openxmlformats.org/markup-compatibility/2006" xmlns:aink="http://schemas.microsoft.com/office/drawing/2016/ink" xmlns:am3d="http://schemas.microsoft.com/office/drawing/2017/model3d" xmlns:o="urn:schemas-microsoft-com:office:office" xmlns:oel="http://schemas.microsoft.com/office/2019/extlst" xmlns:r="http://schemas.openxmlformats.org/officeDocument/2006/relationships" xmlns:m="http://schemas.openxmlformats.org/officeDocument/2006/math" xmlns:v="urn:schemas-microsoft-com:vml" xmlns:wp14="http://schemas.microsoft.com/office/word/2010/wordprocessingDrawing" xmlns:wp="http://schemas.openxmlformats.org/drawingml/2006/wordprocessingDrawing" xmlns:w10="urn:schemas-microsoft-com:office:word" xmlns:w="http://schemas.openxmlformats.org/wordprocessingml/2006/main" xmlns:w14="http://schemas.microsoft.com/office/word/2010/wordml" xmlns:w15="http://schemas.microsoft.com/office/word/2012/wordml" xmlns:w16cei="http://schemas.microsoft.com/office/word/2026/wordml/cei" xmlns:w16cex="http://schemas.microsoft.com/office/word/2018/wordml/cex" xmlns:w16cid="http://schemas.microsoft.com/office/word/2016/wordml/cid" xmlns:w16="http://schemas.microsoft.com/office/word/2018/wordml" xmlns:w16du="http://schemas.microsoft.com/office/word/2023/wordml/word16du" xmlns:w16sdtdh="http://schemas.microsoft.com/office/word/2020/wordml/sdtdatahash" xmlns:w16sdtfl="http://schemas.microsoft.com/office/word/2024/wordml/sdtformatlock" xmlns:w16se="http://schemas.microsoft.com/office/word/2015/wordml/symex" xmlns:wpg="http://schemas.microsoft.com/office/word/2010/wordprocessingGroup" xmlns:wpi="http://schemas.microsoft.com/office/word/2010/wordprocessingInk" xmlns:wne="http://schemas.microsoft.com/office/word/2006/wordml" xmlns:wps="http://schemas.microsoft.com/office/word/2010/wordprocessingShape" mc:Ignorable="w14 w15 w16se w16cid w16 w16cex w16sdtdh w16sdtfl w16du wp14">
+<w:numbering xmlns:wpc="http://schemas.microsoft.com/office/word/2010/wordprocessingCanvas" xmlns:cx="http://schemas.microsoft.com/office/drawing/2014/chartex" xmlns:cx1="http://schemas.microsoft.com/office/drawing/2015/9/8/chartex" xmlns:cx2="http://schemas.microsoft.com/office/drawing/2015/10/21/chartex" xmlns:cx3="http://schemas.microsoft.com/office/drawing/2016/5/9/chartex" xmlns:cx4="http://schemas.microsoft.com/office/drawing/2016/5/10/chartex" xmlns:cx5="http://schemas.microsoft.com/office/drawing/2016/5/11/chartex" xmlns:cx6="http://schemas.microsoft.com/office/drawing/2016/5/12/chartex" xmlns:cx7="http://schemas.microsoft.com/office/drawing/2016/5/13/chartex" xmlns:cx8="http://schemas.microsoft.com/office/drawing/2016/5/14/chartex" xmlns:mc="http://schemas.openxmlformats.org/markup-compatibility/2006" xmlns:aink="http://schemas.microsoft.com/office/drawing/2016/ink" xmlns:am3d="http://schemas.microsoft.com/office/drawing/2017/model3d" xmlns:o="urn:schemas-microsoft-com:office:office" xmlns:oel="http://schemas.microsoft.com/office/2019/extlst" xmlns:r="http://schemas.openxmlformats.org/officeDocument/2006/relationships" xmlns:m="http://schemas.openxmlformats.org/officeDocument/2006/math" xmlns:v="urn:schemas-microsoft-com:vml" xmlns:wp14="http://schemas.microsoft.com/office/word/2010/wordprocessingDrawing" xmlns:wp="http://schemas.openxmlformats.org/drawingml/2006/wordprocessingDrawing" xmlns:w10="urn:schemas-microsoft-com:office:word" xmlns:w="http://schemas.openxmlformats.org/wordprocessingml/2006/main" xmlns:w14="http://schemas.microsoft.com/office/word/2010/wordml" xmlns:w15="http://schemas.microsoft.com/office/word/2012/wordml" xmlns:w16cex="http://schemas.microsoft.com/office/word/2018/wordml/cex" xmlns:w16cid="http://schemas.microsoft.com/office/word/2016/wordml/cid" xmlns:w16="http://schemas.microsoft.com/office/word/2018/wordml" xmlns:w16du="http://schemas.microsoft.com/office/word/2023/wordml/word16du" xmlns:w16sdtdh="http://schemas.microsoft.com/office/word/2020/wordml/sdtdatahash" xmlns:w16sdtfl="http://schemas.microsoft.com/office/word/2024/wordml/sdtformatlock" xmlns:w16se="http://schemas.microsoft.com/office/word/2015/wordml/symex" xmlns:wpg="http://schemas.microsoft.com/office/word/2010/wordprocessingGroup" xmlns:wpi="http://schemas.microsoft.com/office/word/2010/wordprocessingInk" xmlns:wne="http://schemas.microsoft.com/office/word/2006/wordml" xmlns:wps="http://schemas.microsoft.com/office/word/2010/wordprocessingShape" mc:Ignorable="w14 w15 w16se w16cid w16 w16cex w16sdtdh w16sdtfl w16du wp14">
   <w:abstractNum w:abstractNumId="0" w15:restartNumberingAfterBreak="0">
     <w:nsid w:val="08EDFACC"/>
     <w:multiLevelType w:val="hybridMultilevel"/>
@@ -4190,7 +4123,7 @@
     <w:qFormat/>
     <w:rsid w:val="007D486D"/>
     <w:rPr>
-      <w:rFonts w:ascii="Aptos" w:hAnsi="Aptos" w:eastAsia="Aptos" w:cs="Aptos"/>
+      <w:rFonts w:ascii="Aptos" w:eastAsia="Aptos" w:hAnsi="Aptos" w:cs="Aptos"/>
     </w:rPr>
   </w:style>
   <w:style w:type="paragraph" w:styleId="Heading1">
